--- a/strategic_analysis_report_reformatted.docx
+++ b/strategic_analysis_report_reformatted.docx
@@ -22,7 +22,7 @@
           <w:i/>
           <w:sz w:val="20"/>
         </w:rPr>
-        <w:t>Author: CIO  |  April 20, 2026</w:t>
+        <w:t>Author: CMO  |  April 20, 2026</w:t>
       </w:r>
     </w:p>
     <w:p/>
